--- a/data/ai_paras/AI_para_163.docx
+++ b/data/ai_paras/AI_para_163.docx
@@ -4,7 +4,7 @@
   <w:body>
     <w:p>
       <w:r>
-        <w:t>Engaging with the Deaf community through the lens of American Sign Language (ASL) has profoundly shaped my understanding of language as a bridge rather than a barrier. The process of learning ASL has not only been an academic pursuit but a transformative experience that has expanded my empathy and cultural awareness. Conversations with Deaf individuals have illuminated the vibrancy and richness of Deaf Culture, challenging my initial perceptions and inviting me to reassess my understanding of communication and identity. Through this journey, I have gained new insights into the importance of cultural sensitivity and the role of language in fostering inclusivity, as emphasized in "Deaf identities: A maturing framework" (Ref-u775510). These experiences have informed my personal growth, highlighting the value of embracing diverse perspectives and the potential for ASL to foster a more inclusive society.</w:t>
+        <w:t>Engaging with the Deaf community and learning American Sign Language (ASL) have prompted the adoption of specific behaviors that reflect a more inclusive and respectful understanding of Deaf Culture. One such behavior involves actively listening and valuing the contributions of Deaf individuals by prioritizing their perspectives in discussions and decision-making processes, which aligns with the insights gained from ASL courses (Ref-f633120). Additionally, incorporating ASL into daily interactions where possible fosters an environment of inclusivity and demonstrates a commitment to bridging communication gaps. Understanding the importance of visual cues and body language, as emphasized in the videos, has led to a more mindful approach in interactions, enhancing communication effectiveness. Lastly, advocating for the recognition of Deaf identity within educational and societal contexts remains essential, challenging prevalent misconceptions and promoting a broader appreciation of linguistic diversity as highlighted in "Deaf identities: A maturing framework" (Ref-f633120).</w:t>
       </w:r>
     </w:p>
     <w:sectPr>
